--- a/libro/docx/16_taxi.docx
+++ b/libro/docx/16_taxi.docx
@@ -15,7 +15,7 @@
         <w:pStyle w:val="Heading2"/>
       </w:pPr>
       <w:r>
-        <w:t>El gesto que dispara una cadena</w:t>
+        <w:t>El gesto que dispara una cadena de eventos</w:t>
       </w:r>
     </w:p>
     <w:p>
@@ -25,7 +25,7 @@
           <w:i w:val="0"/>
           <w:u w:val="none"/>
         </w:rPr>
-        <w:t>Valeria sale de un edificio en la plaza principal a las dos y media de la tarde, abre el app del servicio de taxis y toca el botón rojo. Treinta y cinco minutos después, está en el aeropuerto. Entre los dos momentos pasaron muchas cosas: el sistema buscó conductores cerca, asignó uno, ese conductor aceptó, condujo a la plaza, recogió a Valeria, manejó hasta el aeropuerto, llegó. Cada uno de esos eventos sucedió, fue registrado, dejó huellas, generó un cobro, eventualmente fue revisado por un equipo de soporte que respondió un reclamo.</w:t>
+        <w:t xml:space="preserve">Valeria sale de un edificio en la plaza principal a las dos y media de la tarde, abre la aplicación de taxis en su celular y toca el botón de "Pedir viaje". Treinta y cinco minutos después, se baja en el aeropuerto. </w:t>
       </w:r>
     </w:p>
     <w:p>
@@ -35,39 +35,7 @@
           <w:i w:val="0"/>
           <w:u w:val="none"/>
         </w:rPr>
-        <w:t xml:space="preserve">Visto desde adentro, </w:t>
-      </w:r>
-      <w:r>
-        <w:rPr>
-          <w:b/>
-          <w:i w:val="0"/>
-          <w:u w:val="none"/>
-        </w:rPr>
-        <w:t>un único viaje del app es una cadena de seis a siete situaciones distintas que se siguen unas a otras</w:t>
-      </w:r>
-      <w:r>
-        <w:rPr>
-          <w:b w:val="0"/>
-          <w:i w:val="0"/>
-          <w:u w:val="none"/>
-        </w:rPr>
-        <w:t xml:space="preserve">, con agentes que entran y salen, con momentos cronometrados al segundo, con dependencias entre eventos que el sistema necesita preservar. El capítulo anterior modeló un negocio donde cada sesión era una única situación de cliente único en cámara única. Este capítulo cambia la escala: un viaje no es una situación — </w:t>
-      </w:r>
-      <w:r>
-        <w:rPr>
-          <w:b/>
-          <w:i w:val="0"/>
-          <w:u w:val="none"/>
-        </w:rPr>
-        <w:t>es una secuencia</w:t>
-      </w:r>
-      <w:r>
-        <w:rPr>
-          <w:b w:val="0"/>
-          <w:i w:val="0"/>
-          <w:u w:val="none"/>
-        </w:rPr>
-        <w:t>.</w:t>
+        <w:t>A los ojos de Valeria, esto fue un solo evento. Pero si miramos los discos duros de Uber o Cabify, entre el momento en que ella tocó el botón y el momento en que se bajó del auto ocurrieron muchísimas cosas: el sistema buscó conductores cercanos, eligió a uno, el conductor aceptó, manejó hasta la plaza, recogió a Valeria, condujo hasta el aeropuerto y finalizó el viaje. Cada uno de esos pasos dejó huellas digitales, generó un cobro, alteró el tráfico y quizás produjo un reclamo que alguien en soporte técnico tuvo que revisar.</w:t>
       </w:r>
     </w:p>
     <w:p>
@@ -77,7 +45,33 @@
           <w:i w:val="0"/>
           <w:u w:val="none"/>
         </w:rPr>
-        <w:t xml:space="preserve">Para el modelo, la pregunta es: ¿cómo se ve esto cuando lo escribimos como hechos atómicos? Anticipando la respuesta — bien — vale la pena ver el detalle, porque tres cosas que el sauna no estresaba aparecen acá con fuerza: la </w:t>
+        <w:t xml:space="preserve">Visto desde la ingeniería de datos, </w:t>
+      </w:r>
+      <w:r>
+        <w:rPr>
+          <w:b/>
+          <w:i w:val="0"/>
+          <w:u w:val="none"/>
+        </w:rPr>
+        <w:t>un viaje en taxi no es un evento; es una cadena de seis o siete situaciones distintas que ocurren una tras otra</w:t>
+      </w:r>
+      <w:r>
+        <w:rPr>
+          <w:b w:val="0"/>
+          <w:i w:val="0"/>
+          <w:u w:val="none"/>
+        </w:rPr>
+        <w:t xml:space="preserve">, donde entran y salen diferentes protagonistas, con relojes cronometrados al segundo, y con reglas matemáticas que dependen del tráfico en tiempo real. </w:t>
+      </w:r>
+    </w:p>
+    <w:p>
+      <w:r>
+        <w:rPr>
+          <w:b w:val="0"/>
+          <w:i w:val="0"/>
+          <w:u w:val="none"/>
+        </w:rPr>
+        <w:t xml:space="preserve">El capítulo anterior (el del Spa) fue como modelar un estanque tranquilo: el cliente llega a su sauna, se relaja y se va. Este capítulo nos lanza a los rápidos: aquí lidiaremos con la </w:t>
       </w:r>
       <w:r>
         <w:rPr>
@@ -93,7 +87,7 @@
           <w:i w:val="0"/>
           <w:u w:val="none"/>
         </w:rPr>
-        <w:t xml:space="preserve">, el </w:t>
+        <w:t xml:space="preserve"> (humanos y robots tomando decisiones a la vez), el </w:t>
       </w:r>
       <w:r>
         <w:rPr>
@@ -101,7 +95,7 @@
           <w:i w:val="0"/>
           <w:u w:val="none"/>
         </w:rPr>
-        <w:t>encadenamiento de situaciones</w:t>
+        <w:t>encadenamiento rápido de eventos</w:t>
       </w:r>
       <w:r>
         <w:rPr>
@@ -109,7 +103,7 @@
           <w:i w:val="0"/>
           <w:u w:val="none"/>
         </w:rPr>
-        <w:t xml:space="preserve">, y la </w:t>
+        <w:t xml:space="preserve"> y la </w:t>
       </w:r>
       <w:r>
         <w:rPr>
@@ -125,23 +119,7 @@
           <w:i w:val="0"/>
           <w:u w:val="none"/>
         </w:rPr>
-        <w:t xml:space="preserve"> del estado del mercado (el famoso </w:t>
-      </w:r>
-      <w:r>
-        <w:rPr>
-          <w:b w:val="0"/>
-          <w:i/>
-          <w:u w:val="none"/>
-        </w:rPr>
-        <w:t>surge pricing</w:t>
-      </w:r>
-      <w:r>
-        <w:rPr>
-          <w:b w:val="0"/>
-          <w:i w:val="0"/>
-          <w:u w:val="none"/>
-        </w:rPr>
-        <w:t>).</w:t>
+        <w:t xml:space="preserve"> (como cuando el precio del viaje sube de golpe porque hay lluvia o alta demanda). Veamos cómo nuestra arquitectura absorbe este caos sin inmutarse.</w:t>
       </w:r>
     </w:p>
     <w:p>
@@ -159,7 +137,7 @@
           <w:i w:val="0"/>
           <w:u w:val="none"/>
         </w:rPr>
-        <w:t xml:space="preserve">Si uno se pregunta </w:t>
+        <w:t xml:space="preserve">Si le preguntamos a cualquier persona </w:t>
       </w:r>
       <w:r>
         <w:rPr>
@@ -167,7 +145,7 @@
           <w:i/>
           <w:u w:val="none"/>
         </w:rPr>
-        <w:t>"¿quién está participando del viaje?"</w:t>
+        <w:t>"¿quién está participando en el viaje?"</w:t>
       </w:r>
       <w:r>
         <w:rPr>
@@ -175,7 +153,7 @@
           <w:i w:val="0"/>
           <w:u w:val="none"/>
         </w:rPr>
-        <w:t xml:space="preserve">, la primera respuesta es Valeria. La segunda es Luis, el conductor que la lleva. Pero hay dos participantes más cuya agencia tiende a quedar invisible: </w:t>
+        <w:t xml:space="preserve">, la respuesta obvia es: Valeria y su conductor, Luis. Pero en nuestro sistema hay dos participantes más que suelen pasar desapercibidos: </w:t>
       </w:r>
       <w:r>
         <w:rPr>
@@ -183,7 +161,7 @@
           <w:i w:val="0"/>
           <w:u w:val="none"/>
         </w:rPr>
-        <w:t>el app</w:t>
+        <w:t>el App</w:t>
       </w:r>
       <w:r>
         <w:rPr>
@@ -191,7 +169,7 @@
           <w:i w:val="0"/>
           <w:u w:val="none"/>
         </w:rPr>
-        <w:t xml:space="preserve"> (una pieza de software que toma decisiones autónomas) y </w:t>
+        <w:t xml:space="preserve"> (un robot de software que toma decisiones autónomas) y </w:t>
       </w:r>
       <w:r>
         <w:rPr>
@@ -207,7 +185,7 @@
           <w:i w:val="0"/>
           <w:u w:val="none"/>
         </w:rPr>
-        <w:t xml:space="preserve"> (un objeto físico que media la acción). Los cuatro están en escena. El modelo necesita poder hablar de cada uno.</w:t>
+        <w:t xml:space="preserve"> (la máquina física que permite el traslado).</w:t>
       </w:r>
     </w:p>
     <w:p>
@@ -217,7 +195,23 @@
           <w:i w:val="0"/>
           <w:u w:val="none"/>
         </w:rPr>
-        <w:t>Acá entra D5 — agencia contextual — en su forma más interesante. El app no es solo una herramienta: es *</w:t>
+        <w:t xml:space="preserve">Para que la base de datos sea auditable, necesitamos registrar el trabajo de los cuatro. Aquí es donde nuestra </w:t>
+      </w:r>
+      <w:r>
+        <w:rPr>
+          <w:b/>
+          <w:i w:val="0"/>
+          <w:u w:val="none"/>
+        </w:rPr>
+        <w:t>Regla de Diseño D5 (La agencia contextual)</w:t>
+      </w:r>
+      <w:r>
+        <w:rPr>
+          <w:b w:val="0"/>
+          <w:i w:val="0"/>
+          <w:u w:val="none"/>
+        </w:rPr>
+        <w:t xml:space="preserve"> brilla con todo su esplendor. El App no es solo un programa tonto; es el protagonista absoluto del verbo </w:t>
       </w:r>
       <w:r>
         <w:rPr>
@@ -225,7 +219,7 @@
           <w:i/>
           <w:u w:val="none"/>
         </w:rPr>
-        <w:t xml:space="preserve">agente del verbo </w:t>
+        <w:t>asignar</w:t>
       </w:r>
       <w:r>
         <w:rPr>
@@ -233,7 +227,17 @@
           <w:i w:val="0"/>
           <w:u w:val="none"/>
         </w:rPr>
-        <w:t>asignar***. Es el app — no Valeria, no Luis — quien decide qué conductor recibe la solicitud. Esa decisión es una situación reificada cuyo agente es el software. El modelo lo refleja sin contorsiones:</w:t>
+        <w:t>. Es el algoritmo —no Valeria, no Luis— quien decidió darle ese viaje a ese conductor. Por lo tanto, convertimos al algoritmo en un agente con identidad propia.</w:t>
+      </w:r>
+    </w:p>
+    <w:p>
+      <w:r>
+        <w:rPr>
+          <w:b w:val="0"/>
+          <w:i w:val="0"/>
+          <w:u w:val="none"/>
+        </w:rPr>
+        <w:t>Observa cómo se enchufan los cables de esta decisión en nuestro código (las cinco líneas que generan la orden):</w:t>
       </w:r>
     </w:p>
     <w:p>
@@ -257,7 +261,7 @@
           <w:rFonts w:ascii="Courier New" w:hAnsi="Courier New"/>
           <w:sz w:val="18"/>
         </w:rPr>
-        <w:t xml:space="preserve">    "agente":       app,            # ¡APP COMO Q!</w:t>
+        <w:t xml:space="preserve">    "agente":       app,            # ¡EL ALGORITMO VIVE EN EL EJE Q!</w:t>
       </w:r>
     </w:p>
     <w:p>
@@ -269,7 +273,7 @@
           <w:rFonts w:ascii="Courier New" w:hAnsi="Courier New"/>
           <w:sz w:val="18"/>
         </w:rPr>
-        <w:t xml:space="preserve">    "tema":         sol,            # asigna la solicitud previa</w:t>
+        <w:t xml:space="preserve">    "tema":         solicitud_v,    # Qué cosa se asigna: el pedido de Valeria</w:t>
       </w:r>
     </w:p>
     <w:p>
@@ -281,7 +285,7 @@
           <w:rFonts w:ascii="Courier New" w:hAnsi="Courier New"/>
           <w:sz w:val="18"/>
         </w:rPr>
-        <w:t xml:space="preserve">    "beneficiario": luis,           # al conductor disponible</w:t>
+        <w:t xml:space="preserve">    "beneficiario": luis,           # A quién se le asigna: al conductor</w:t>
       </w:r>
     </w:p>
     <w:p>
@@ -293,7 +297,7 @@
           <w:rFonts w:ascii="Courier New" w:hAnsi="Courier New"/>
           <w:sz w:val="18"/>
         </w:rPr>
-        <w:t xml:space="preserve">    "instrumento":  vehiculo,       # con su vehículo</w:t>
+        <w:t xml:space="preserve">    "instrumento":  vehiculo,       # Con qué se hará el trabajo: el coche</w:t>
       </w:r>
     </w:p>
     <w:p>
@@ -305,7 +309,7 @@
           <w:rFonts w:ascii="Courier New" w:hAnsi="Courier New"/>
           <w:sz w:val="18"/>
         </w:rPr>
-        <w:t xml:space="preserve">    "momento":      at(1),</w:t>
+        <w:t xml:space="preserve">    "momento":      at(1),          # La hora exacta</w:t>
       </w:r>
     </w:p>
     <w:p>
@@ -327,7 +331,59 @@
           <w:i w:val="0"/>
           <w:u w:val="none"/>
         </w:rPr>
-        <w:t>Cuatro participantes, cuatro roles distintos. El app entra al eje Q como un agente más — capaz de actuar, de tomar decisiones, de quedar como sujeto del verbo. El vehículo entra como instrumento (eje O — el objeto que media la acción). Y los dos humanos están en sus roles habituales: Valeria solicitó antes, Luis recibe la asignación como beneficiario.</w:t>
+        <w:t>En un solo evento tenemos cuatro participantes cumpliendo roles perfectos. El algoritmo de la App entra a la caja de las personas (</w:t>
+      </w:r>
+      <w:r>
+        <w:rPr>
+          <w:rFonts w:ascii="Courier New" w:hAnsi="Courier New"/>
+          <w:b w:val="0"/>
+          <w:i w:val="0"/>
+          <w:sz w:val="20"/>
+          <w:u w:val="none"/>
+        </w:rPr>
+        <w:t>Q</w:t>
+      </w:r>
+      <w:r>
+        <w:rPr>
+          <w:b w:val="0"/>
+          <w:i w:val="0"/>
+          <w:u w:val="none"/>
+        </w:rPr>
+        <w:t>) como un agente más, capaz de tomar decisiones. El vehículo entra a la caja de objetos (</w:t>
+      </w:r>
+      <w:r>
+        <w:rPr>
+          <w:rFonts w:ascii="Courier New" w:hAnsi="Courier New"/>
+          <w:b w:val="0"/>
+          <w:i w:val="0"/>
+          <w:sz w:val="20"/>
+          <w:u w:val="none"/>
+        </w:rPr>
+        <w:t>O</w:t>
+      </w:r>
+      <w:r>
+        <w:rPr>
+          <w:b w:val="0"/>
+          <w:i w:val="0"/>
+          <w:u w:val="none"/>
+        </w:rPr>
+        <w:t xml:space="preserve">) actuando como el </w:t>
+      </w:r>
+      <w:r>
+        <w:rPr>
+          <w:b w:val="0"/>
+          <w:i/>
+          <w:u w:val="none"/>
+        </w:rPr>
+        <w:t>instrumento</w:t>
+      </w:r>
+      <w:r>
+        <w:rPr>
+          <w:b w:val="0"/>
+          <w:i w:val="0"/>
+          <w:u w:val="none"/>
+        </w:rPr>
+        <w:t xml:space="preserve"> del trabajo. Y los dos humanos ocupan sus roles habituales.</w:t>
       </w:r>
     </w:p>
     <w:p>
@@ -385,112 +441,10 @@
       <w:r>
         <w:rPr>
           <w:b w:val="0"/>
-          <w:i w:val="0"/>
-          <w:u w:val="none"/>
-        </w:rPr>
-        <w:t xml:space="preserve">Vale aclarar algo que el prototipo me obligó a notar: </w:t>
-      </w:r>
-      <w:r>
-        <w:rPr>
-          <w:b/>
-          <w:i w:val="0"/>
-          <w:u w:val="none"/>
-        </w:rPr>
-        <w:t>el vehículo termina viviendo en O</w:t>
-      </w:r>
-      <w:r>
-        <w:rPr>
-          <w:b w:val="0"/>
-          <w:i w:val="0"/>
-          <w:u w:val="none"/>
-        </w:rPr>
-        <w:t xml:space="preserve">, no en Q. La intuición </w:t>
-      </w:r>
-      <w:r>
-        <w:rPr>
-          <w:b w:val="0"/>
           <w:i/>
           <w:u w:val="none"/>
         </w:rPr>
-        <w:t>"el vehículo registra su ubicación, su agencia es como la de un sensor"</w:t>
-      </w:r>
-      <w:r>
-        <w:rPr>
-          <w:b w:val="0"/>
-          <w:i w:val="0"/>
-          <w:u w:val="none"/>
-        </w:rPr>
-        <w:t xml:space="preserve"> es real, pero la mayor parte del tiempo el vehículo aparece como objeto-instrumento, no como sujeto de la acción. Si alguna vez necesitamos hablar del vehículo </w:t>
-      </w:r>
-      <w:r>
-        <w:rPr>
-          <w:b w:val="0"/>
-          <w:i/>
-          <w:u w:val="none"/>
-        </w:rPr>
-        <w:t>como agente</w:t>
-      </w:r>
-      <w:r>
-        <w:rPr>
-          <w:b w:val="0"/>
-          <w:i w:val="0"/>
-          <w:u w:val="none"/>
-        </w:rPr>
-        <w:t xml:space="preserve"> — </w:t>
-      </w:r>
-      <w:r>
-        <w:rPr>
-          <w:b w:val="0"/>
-          <w:i/>
-          <w:u w:val="none"/>
-        </w:rPr>
-        <w:t>"el GPS del vehículo registró un giro brusco a las 14:42"</w:t>
-      </w:r>
-      <w:r>
-        <w:rPr>
-          <w:b w:val="0"/>
-          <w:i w:val="0"/>
-          <w:u w:val="none"/>
-        </w:rPr>
-        <w:t xml:space="preserve"> — podemos darle un identificador paralelo en Q (</w:t>
-      </w:r>
-      <w:r>
-        <w:rPr>
-          <w:rFonts w:ascii="Courier New" w:hAnsi="Courier New"/>
-          <w:b w:val="0"/>
-          <w:i w:val="0"/>
-          <w:sz w:val="20"/>
-          <w:u w:val="none"/>
-        </w:rPr>
-        <w:t xml:space="preserve">gps_vehiculo_abc123 </w:t>
-      </w:r>
-      <w:r>
-        <w:rPr>
-          <w:rFonts w:ascii="Cambria Math" w:hAnsi="Cambria Math"/>
-          <w:b w:val="0"/>
-          <w:i w:val="0"/>
-          <w:sz w:val="20"/>
-          <w:u w:val="none"/>
-        </w:rPr>
-        <w:t>∈</w:t>
-      </w:r>
-      <w:r>
-        <w:rPr>
-          <w:rFonts w:ascii="Courier New" w:hAnsi="Courier New"/>
-          <w:b w:val="0"/>
-          <w:i w:val="0"/>
-          <w:sz w:val="20"/>
-          <w:u w:val="none"/>
-        </w:rPr>
-        <w:t xml:space="preserve"> Q</w:t>
-      </w:r>
-      <w:r>
-        <w:rPr>
-          <w:b w:val="0"/>
-          <w:i w:val="0"/>
-          <w:u w:val="none"/>
-        </w:rPr>
-        <w:t>) y conectarlo al vehículo físico con un rol de pertenencia. El modelo no fuerza un solo eje; permite la convivencia.</w:t>
+        <w:t>(Aclaración técnica: Notarás que el vehículo vive en la caja de objetos `O`. Aunque un coche inteligente tiene GPS y "hace cosas", casi siempre actúa como el instrumento del humano. Si mañana necesitamos auditar al GPS del coche porque tomó una curva peligrosa solo, simplemente creamos un agente "GPS" en la caja `Q` y lo vinculamos al coche físico. Nuestro modelo no te obliga a elegir entre humano o máquina; acepta a ambos).</w:t>
       </w:r>
     </w:p>
     <w:p>
@@ -498,7 +452,7 @@
         <w:pStyle w:val="Heading2"/>
       </w:pPr>
       <w:r>
-        <w:t>La cadena de seis situaciones</w:t>
+        <w:t>La cadena de las seis situaciones</w:t>
       </w:r>
     </w:p>
     <w:p>
@@ -508,7 +462,7 @@
           <w:i w:val="0"/>
           <w:u w:val="none"/>
         </w:rPr>
-        <w:t>El viaje de Valeria genera, en orden cronológico, seis situaciones reificadas:</w:t>
+        <w:t>Cronológicamente, el viaje de Valeria genera seis eventos reificados (es decir, seis nodos independientes en la base de datos):</w:t>
       </w:r>
     </w:p>
     <w:p>
@@ -612,7 +566,7 @@
           <w:i w:val="0"/>
           <w:u w:val="none"/>
         </w:rPr>
-        <w:t xml:space="preserve">Cada flecha del esquema es una relación canónica explícita en el grafo: </w:t>
+        <w:t xml:space="preserve">Las flechas que ves ahí arriba no son dibujos ilustrativos; son cables reales en nuestro sistema llamados </w:t>
       </w:r>
       <w:r>
         <w:rPr>
@@ -630,7 +584,7 @@
           <w:i w:val="0"/>
           <w:u w:val="none"/>
         </w:rPr>
-        <w:t xml:space="preserve"> y su inversa </w:t>
+        <w:t xml:space="preserve"> y </w:t>
       </w:r>
       <w:r>
         <w:rPr>
@@ -648,7 +602,7 @@
           <w:i w:val="0"/>
           <w:u w:val="none"/>
         </w:rPr>
-        <w:t xml:space="preserve"> conectan cada situación con la siguiente. Esto es importante porque la cadena no vive solo en los momentos T (que también están), sino en las aristas del grafo. Una consulta tipo </w:t>
+        <w:t xml:space="preserve">. Esto es oro puro. Significa que el sistema sabe el orden exacto de los eventos sin tener que hacer tediosos cálculos matemáticos restando horas de reloj. Si le preguntas a la máquina: </w:t>
       </w:r>
       <w:r>
         <w:rPr>
@@ -656,7 +610,7 @@
           <w:i/>
           <w:u w:val="none"/>
         </w:rPr>
-        <w:t>"¿qué situación viene después de aceptar para este viaje?"</w:t>
+        <w:t>"¿Qué pasó justo después de que Luis aceptara el viaje?"</w:t>
       </w:r>
       <w:r>
         <w:rPr>
@@ -664,7 +618,7 @@
           <w:i w:val="0"/>
           <w:u w:val="none"/>
         </w:rPr>
-        <w:t xml:space="preserve"> es un recorrido de un salto, no un cálculo de fechas.</w:t>
+        <w:t>, el sistema simplemente sigue el cable al nodo siguiente y te responde al instante.</w:t>
       </w:r>
     </w:p>
     <w:p>
@@ -674,7 +628,7 @@
           <w:i w:val="0"/>
           <w:u w:val="none"/>
         </w:rPr>
-        <w:t xml:space="preserve">Pero cronología no es lo único. Algunas situaciones se siguen porque están </w:t>
+        <w:t xml:space="preserve">Pero el tiempo no es lo único que importa. Algunos eventos ocurren como </w:t>
       </w:r>
       <w:r>
         <w:rPr>
@@ -682,7 +636,7 @@
           <w:i w:val="0"/>
           <w:u w:val="none"/>
         </w:rPr>
-        <w:t>motivadas</w:t>
+        <w:t>consecuencia</w:t>
       </w:r>
       <w:r>
         <w:rPr>
@@ -690,7 +644,7 @@
           <w:i w:val="0"/>
           <w:u w:val="none"/>
         </w:rPr>
-        <w:t xml:space="preserve"> por las anteriores. La asignación no ocurre por casualidad después de la solicitud: ocurre </w:t>
+        <w:t xml:space="preserve"> del evento anterior. El algoritmo no le asignó el viaje a Luis por pura casualidad a las 14:31; lo hizo </w:t>
       </w:r>
       <w:r>
         <w:rPr>
@@ -698,7 +652,7 @@
           <w:i w:val="0"/>
           <w:u w:val="none"/>
         </w:rPr>
-        <w:t>porque hubo solicitud</w:t>
+        <w:t>porque</w:t>
       </w:r>
       <w:r>
         <w:rPr>
@@ -706,7 +660,7 @@
           <w:i w:val="0"/>
           <w:u w:val="none"/>
         </w:rPr>
-        <w:t xml:space="preserve">. Eso se expresa con </w:t>
+        <w:t xml:space="preserve"> Valeria tocó el botón un minuto antes. Para guardar esa causalidad, usamos el cable </w:t>
       </w:r>
       <w:r>
         <w:rPr>
@@ -724,7 +678,7 @@
           <w:i w:val="0"/>
           <w:u w:val="none"/>
         </w:rPr>
-        <w:t>:</w:t>
+        <w:t xml:space="preserve"> que vimos en el Capítulo 11:</w:t>
       </w:r>
     </w:p>
     <w:p>
@@ -736,7 +690,7 @@
           <w:rFonts w:ascii="Courier New" w:hAnsi="Courier New"/>
           <w:sz w:val="18"/>
         </w:rPr>
-        <w:t>(asig_001, motivado_por, sol_001)</w:t>
+        <w:t>(asignacion_001, motivado_por, solicitud_001)</w:t>
       </w:r>
     </w:p>
     <w:p>
@@ -746,23 +700,7 @@
           <w:i w:val="0"/>
           <w:u w:val="none"/>
         </w:rPr>
-        <w:t xml:space="preserve">Y la recogida no es solo cronológicamente posterior a la aceptación: es </w:t>
-      </w:r>
-      <w:r>
-        <w:rPr>
-          <w:b/>
-          <w:i w:val="0"/>
-          <w:u w:val="none"/>
-        </w:rPr>
-        <w:t>consecuencia</w:t>
-      </w:r>
-      <w:r>
-        <w:rPr>
-          <w:b w:val="0"/>
-          <w:i w:val="0"/>
-          <w:u w:val="none"/>
-        </w:rPr>
-        <w:t xml:space="preserve"> de ella. La aceptación crea una obligación que el conductor cumple recogiendo:</w:t>
+        <w:t>Y el hecho de que Luis recoja a Valeria no es solo el "siguiente paso temporal"; es una obligación nacida del momento en que aceptó el viaje:</w:t>
       </w:r>
     </w:p>
     <w:p>
@@ -774,7 +712,21 @@
           <w:rFonts w:ascii="Courier New" w:hAnsi="Courier New"/>
           <w:sz w:val="18"/>
         </w:rPr>
-        <w:t>(rec_001, sigue_a,        acep_001)</w:t>
+        <w:t xml:space="preserve">(recogida_001, sigue_a,      aceptacion_001)  </w:t>
+      </w:r>
+      <w:r>
+        <w:rPr>
+          <w:rFonts w:ascii="Cambria Math" w:hAnsi="Cambria Math"/>
+          <w:sz w:val="18"/>
+        </w:rPr>
+        <w:t>←</w:t>
+      </w:r>
+      <w:r>
+        <w:rPr>
+          <w:rFonts w:ascii="Courier New" w:hAnsi="Courier New"/>
+          <w:sz w:val="18"/>
+        </w:rPr>
+        <w:t xml:space="preserve"> Cable temporal</w:t>
       </w:r>
     </w:p>
     <w:p>
@@ -786,7 +738,21 @@
           <w:rFonts w:ascii="Courier New" w:hAnsi="Courier New"/>
           <w:sz w:val="18"/>
         </w:rPr>
-        <w:t>(rec_001, motivado_por,   sol_001)    # último motivo upstream</w:t>
+        <w:t xml:space="preserve">(recogida_001, motivado_por, solicitud_001)   </w:t>
+      </w:r>
+      <w:r>
+        <w:rPr>
+          <w:rFonts w:ascii="Cambria Math" w:hAnsi="Cambria Math"/>
+          <w:sz w:val="18"/>
+        </w:rPr>
+        <w:t>←</w:t>
+      </w:r>
+      <w:r>
+        <w:rPr>
+          <w:rFonts w:ascii="Courier New" w:hAnsi="Courier New"/>
+          <w:sz w:val="18"/>
+        </w:rPr>
+        <w:t xml:space="preserve"> Cable de motivo humano</w:t>
       </w:r>
     </w:p>
     <w:p>
@@ -796,7 +762,7 @@
           <w:i w:val="0"/>
           <w:u w:val="none"/>
         </w:rPr>
-        <w:t>Las dos relaciones — temporal y motivacional — coexisten sin pisarse. El sistema preserva ambas porque ambas tienen valor consultivo distinto. La temporal es útil para reconstruir el orden de eventos; la motivacional, para auditar por qué algo pasó.</w:t>
+        <w:t>Ambos cables (el temporal y el motivacional) conviven en la misma base de datos sin estorbarse. Y ambos son invaluables: el temporal sirve para hacer cálculos de velocidad; el motivacional sirve para que un auditor entienda por qué se tomaron las decisiones.</w:t>
       </w:r>
     </w:p>
     <w:p>
@@ -853,19 +819,11 @@
     <w:p>
       <w:r>
         <w:rPr>
-          <w:b w:val="0"/>
-          <w:i w:val="0"/>
-          <w:u w:val="none"/>
-        </w:rPr>
-        <w:t xml:space="preserve">Sobre todo, vale la pena destacar la </w:t>
-      </w:r>
-      <w:r>
-        <w:rPr>
           <w:b/>
           <w:i w:val="0"/>
           <w:u w:val="none"/>
         </w:rPr>
-        <w:t>entidad articuladora superior</w:t>
+        <w:t>El truco final:</w:t>
       </w:r>
       <w:r>
         <w:rPr>
@@ -873,7 +831,25 @@
           <w:i w:val="0"/>
           <w:u w:val="none"/>
         </w:rPr>
-        <w:t xml:space="preserve">. Las seis situaciones no flotan sueltas: todas son </w:t>
+        <w:t xml:space="preserve"> Para que estos seis eventos no queden flotando como basura suelta en el servidor, los agrupamos a todos bajo una "carpeta maestra". Creamos un evento gigante llamado </w:t>
+      </w:r>
+      <w:r>
+        <w:rPr>
+          <w:rFonts w:ascii="Courier New" w:hAnsi="Courier New"/>
+          <w:b w:val="0"/>
+          <w:i w:val="0"/>
+          <w:sz w:val="20"/>
+          <w:u w:val="none"/>
+        </w:rPr>
+        <w:t>viaje_001</w:t>
+      </w:r>
+      <w:r>
+        <w:rPr>
+          <w:b w:val="0"/>
+          <w:i w:val="0"/>
+          <w:u w:val="none"/>
+        </w:rPr>
+        <w:t xml:space="preserve"> y conectamos a los otros seis eventos a él usando el cable </w:t>
       </w:r>
       <w:r>
         <w:rPr>
@@ -891,7 +867,17 @@
           <w:i w:val="0"/>
           <w:u w:val="none"/>
         </w:rPr>
-        <w:t xml:space="preserve"> un mismo </w:t>
+        <w:t xml:space="preserve">. </w:t>
+      </w:r>
+    </w:p>
+    <w:p>
+      <w:r>
+        <w:rPr>
+          <w:b w:val="0"/>
+          <w:i w:val="0"/>
+          <w:u w:val="none"/>
+        </w:rPr>
+        <w:t xml:space="preserve">El </w:t>
       </w:r>
       <w:r>
         <w:rPr>
@@ -909,23 +895,35 @@
           <w:i w:val="0"/>
           <w:u w:val="none"/>
         </w:rPr>
-        <w:t xml:space="preserve"> reificado. El viaje completo es un O que las contiene a todas; consultar </w:t>
+        <w:t xml:space="preserve"> es la unidad comercial real; es a este nodo al que le pegamos la factura final y al que acude soporte técnico si hay un problema.</w:t>
       </w:r>
+    </w:p>
+    <w:p>
+      <w:pPr>
+        <w:pStyle w:val="Heading2"/>
+      </w:pPr>
       <w:r>
-        <w:rPr>
-          <w:b w:val="0"/>
-          <w:i/>
-          <w:u w:val="none"/>
-        </w:rPr>
-        <w:t>"todo lo que ocurrió en el viaje de Valeria al aeropuerto"</w:t>
+        <w:t>Tarifa dinámica (Surge pricing): Explicando el caos del mercado</w:t>
       </w:r>
+    </w:p>
+    <w:p>
       <w:r>
         <w:rPr>
           <w:b w:val="0"/>
           <w:i w:val="0"/>
           <w:u w:val="none"/>
         </w:rPr>
-        <w:t xml:space="preserve"> es una proyección directa por </w:t>
+        <w:t xml:space="preserve">Este negocio tiene un reto que pone a prueba la estructura de nuestra base de datos: el precio cambia según el clima o el tráfico. Si hay alta demanda o está lloviendo, la tarifa sube. </w:t>
+      </w:r>
+    </w:p>
+    <w:p>
+      <w:r>
+        <w:rPr>
+          <w:b w:val="0"/>
+          <w:i w:val="0"/>
+          <w:u w:val="none"/>
+        </w:rPr>
+        <w:t xml:space="preserve">Cualquier programador mediocre simplemente le añadiría a la factura un campo numérico que diga: </w:t>
       </w:r>
       <w:r>
         <w:rPr>
@@ -935,7 +933,7 @@
           <w:sz w:val="20"/>
           <w:u w:val="none"/>
         </w:rPr>
-        <w:t>parte_de</w:t>
+        <w:t>multiplicador_clima: 1.67</w:t>
       </w:r>
       <w:r>
         <w:rPr>
@@ -943,43 +941,7 @@
           <w:i w:val="0"/>
           <w:u w:val="none"/>
         </w:rPr>
-        <w:t>:</w:t>
-      </w:r>
-    </w:p>
-    <w:p>
-      <w:pPr>
-        <w:ind w:left="432"/>
-      </w:pPr>
-      <w:r>
-        <w:rPr>
-          <w:rFonts w:ascii="Courier New" w:hAnsi="Courier New"/>
-          <w:sz w:val="18"/>
-        </w:rPr>
-        <w:t>partes = [f.subject for f in u.facts_with_role("parte_de")</w:t>
-      </w:r>
-    </w:p>
-    <w:p>
-      <w:pPr>
-        <w:ind w:left="432"/>
-      </w:pPr>
-      <w:r>
-        <w:rPr>
-          <w:rFonts w:ascii="Courier New" w:hAnsi="Courier New"/>
-          <w:sz w:val="18"/>
-        </w:rPr>
-        <w:t xml:space="preserve">          if f.value.id == "viaje_001"]</w:t>
-      </w:r>
-    </w:p>
-    <w:p>
-      <w:pPr>
-        <w:ind w:left="432"/>
-      </w:pPr>
-      <w:r>
-        <w:rPr>
-          <w:rFonts w:ascii="Courier New" w:hAnsi="Courier New"/>
-          <w:sz w:val="18"/>
-        </w:rPr>
-        <w:t># devuelve las 6 situaciones + la tarifa</w:t>
+        <w:t>. Funciona para cobrar, pero arruina la auditoría. Si un cliente reclama, no hay forma de explicarle al usuario qué pasó exactamente en su calle a esa hora para cobrarle el doble.</w:t>
       </w:r>
     </w:p>
     <w:p>
@@ -989,25 +951,7 @@
           <w:i w:val="0"/>
           <w:u w:val="none"/>
         </w:rPr>
-        <w:t>Esa entidad articuladora es la unidad operativa del negocio: el viaje es lo que se factura, lo que se reembolsa, lo que se revisa cuando hay un reclamo, lo que se analiza para optimizar tiempos. El modelo le da identidad propia desde el primer hecho.</w:t>
-      </w:r>
-    </w:p>
-    <w:p>
-      <w:pPr>
-        <w:pStyle w:val="Heading2"/>
-      </w:pPr>
-      <w:r>
-        <w:t>Surge pricing: causalidad emergente</w:t>
-      </w:r>
-    </w:p>
-    <w:p>
-      <w:r>
-        <w:rPr>
-          <w:b w:val="0"/>
-          <w:i w:val="0"/>
-          <w:u w:val="none"/>
-        </w:rPr>
-        <w:t xml:space="preserve">Hay una pieza del dominio que pone a prueba D6 — las cuatro relaciones del "por qué" — de una manera particularmente directa: el precio dinámico. Cuando hay alta demanda en una zona, la tarifa sube. El modelo necesita registrar </w:t>
+        <w:t xml:space="preserve">La solución de nuestro modelo (usando la Regla D7) es </w:t>
       </w:r>
       <w:r>
         <w:rPr>
@@ -1015,7 +959,7 @@
           <w:i w:val="0"/>
           <w:u w:val="none"/>
         </w:rPr>
-        <w:t>por qué</w:t>
+        <w:t>reificar el estado del clima o del mercado</w:t>
       </w:r>
       <w:r>
         <w:rPr>
@@ -1023,17 +967,7 @@
           <w:i w:val="0"/>
           <w:u w:val="none"/>
         </w:rPr>
-        <w:t xml:space="preserve"> un viaje específico costó veinticinco dólares cuando el viaje equivalente del día anterior costó quince.</w:t>
-      </w:r>
-    </w:p>
-    <w:p>
-      <w:r>
-        <w:rPr>
-          <w:b w:val="0"/>
-          <w:i w:val="0"/>
-          <w:u w:val="none"/>
-        </w:rPr>
-        <w:t xml:space="preserve">La opción ingenua es agregar un atributo </w:t>
+        <w:t xml:space="preserve">, convirtiéndolo en un evento oficial en la caja </w:t>
       </w:r>
       <w:r>
         <w:rPr>
@@ -1043,7 +977,7 @@
           <w:sz w:val="20"/>
           <w:u w:val="none"/>
         </w:rPr>
-        <w:t>multiplicador_surge: 1.67</w:t>
+        <w:t>O</w:t>
       </w:r>
       <w:r>
         <w:rPr>
@@ -1051,23 +985,7 @@
           <w:i w:val="0"/>
           <w:u w:val="none"/>
         </w:rPr>
-        <w:t xml:space="preserve"> al pago. Funciona como dato pero pierde la explicación. La opción del modelo es </w:t>
-      </w:r>
-      <w:r>
-        <w:rPr>
-          <w:b/>
-          <w:i w:val="0"/>
-          <w:u w:val="none"/>
-        </w:rPr>
-        <w:t>reificar el estado de mercado</w:t>
-      </w:r>
-      <w:r>
-        <w:rPr>
-          <w:b w:val="0"/>
-          <w:i w:val="0"/>
-          <w:u w:val="none"/>
-        </w:rPr>
-        <w:t xml:space="preserve"> que causó la tarifa elevada, y conectar tarifa a estado con </w:t>
+        <w:t xml:space="preserve">, y conectarlo al precio final usando el cable </w:t>
       </w:r>
       <w:r>
         <w:rPr>
@@ -1097,7 +1015,7 @@
           <w:rFonts w:ascii="Courier New" w:hAnsi="Courier New"/>
           <w:sz w:val="18"/>
         </w:rPr>
-        <w:t>estado_demanda = u.add_individual(Individual(</w:t>
+        <w:t># 1. Creamos el estado de la calle (Lloviendo y con alta demanda)</w:t>
       </w:r>
     </w:p>
     <w:p>
@@ -1109,31 +1027,7 @@
           <w:rFonts w:ascii="Courier New" w:hAnsi="Courier New"/>
           <w:sz w:val="18"/>
         </w:rPr>
-        <w:t xml:space="preserve">    id="alta_demanda_2026_05_16_14_30", axis=Axis.O,</w:t>
-      </w:r>
-    </w:p>
-    <w:p>
-      <w:pPr>
-        <w:ind w:left="432"/>
-      </w:pPr>
-      <w:r>
-        <w:rPr>
-          <w:rFonts w:ascii="Courier New" w:hAnsi="Courier New"/>
-          <w:sz w:val="18"/>
-        </w:rPr>
-        <w:t xml:space="preserve">    label="alta demanda 16/5 14:30"))</w:t>
-      </w:r>
-    </w:p>
-    <w:p>
-      <w:pPr>
-        <w:ind w:left="432"/>
-      </w:pPr>
-      <w:r>
-        <w:rPr>
-          <w:rFonts w:ascii="Courier New" w:hAnsi="Courier New"/>
-          <w:sz w:val="18"/>
-        </w:rPr>
-        <w:t>u.assert_fact(estado_demanda, "instancia_de", alta_demanda)</w:t>
+        <w:t>estado_demanda = u.add_individual(Individual(id="alta_demanda_14_30", axis=Axis.O))</w:t>
       </w:r>
     </w:p>
     <w:p>
@@ -1174,7 +1068,7 @@
           <w:rFonts w:ascii="Courier New" w:hAnsi="Courier New"/>
           <w:sz w:val="18"/>
         </w:rPr>
-        <w:t>tarifa = u.add_individual(Individual(id="tarifa_viaje_001", axis=Axis.O))</w:t>
+        <w:t># 2. Creamos la factura y la conectamos al clima</w:t>
       </w:r>
     </w:p>
     <w:p>
@@ -1186,7 +1080,7 @@
           <w:rFonts w:ascii="Courier New" w:hAnsi="Courier New"/>
           <w:sz w:val="18"/>
         </w:rPr>
-        <w:t>u.assert_fact(tarifa, "instancia_de", category("tarifa"))</w:t>
+        <w:t>tarifa = u.add_individual(Individual(id="tarifa_viaje_001", axis=Axis.O))</w:t>
       </w:r>
     </w:p>
     <w:p>
@@ -1210,7 +1104,21 @@
           <w:rFonts w:ascii="Courier New" w:hAnsi="Courier New"/>
           <w:sz w:val="18"/>
         </w:rPr>
-        <w:t>u.assert_fact(tarifa, "causado_por", estado_demanda)</w:t>
+        <w:t xml:space="preserve">u.assert_fact(tarifa, "causado_por", estado_demanda)  </w:t>
+      </w:r>
+      <w:r>
+        <w:rPr>
+          <w:rFonts w:ascii="Cambria Math" w:hAnsi="Cambria Math"/>
+          <w:sz w:val="18"/>
+        </w:rPr>
+        <w:t>←</w:t>
+      </w:r>
+      <w:r>
+        <w:rPr>
+          <w:rFonts w:ascii="Courier New" w:hAnsi="Courier New"/>
+          <w:sz w:val="18"/>
+        </w:rPr>
+        <w:t xml:space="preserve"> ¡Aquí está la magia!</w:t>
       </w:r>
     </w:p>
     <w:p>
@@ -1220,7 +1128,7 @@
           <w:i w:val="0"/>
           <w:u w:val="none"/>
         </w:rPr>
-        <w:t xml:space="preserve">La diferencia es enorme cuando aparece una reclamación. Un usuario que escribe </w:t>
+        <w:t xml:space="preserve">La diferencia a nivel empresarial es monumental. Si un usuario manda un correo quejándose: </w:t>
       </w:r>
       <w:r>
         <w:rPr>
@@ -1228,7 +1136,7 @@
           <w:i/>
           <w:u w:val="none"/>
         </w:rPr>
-        <w:t>"¿por qué me cobraron $25 hoy si normalmente cuesta $15?"</w:t>
+        <w:t>"¿Por qué demonios me cobraron 25 dólares hoy si ayer me costó 15?"</w:t>
       </w:r>
       <w:r>
         <w:rPr>
@@ -1236,7 +1144,49 @@
           <w:i w:val="0"/>
           <w:u w:val="none"/>
         </w:rPr>
-        <w:t xml:space="preserve"> recibe una respuesta inmediata del grafo: la tarifa está causada por un estado de alta demanda con momento y lugar precisos. El cliente puede inspeccionar ese estado: cuándo empezó, cuándo terminó, cuántas solicitudes activas había. Sin reificación, esa explicación tendría que reconstruirse de logs sueltos; con reificación, es una consulta de dos saltos.</w:t>
+        <w:t xml:space="preserve">, el sistema lee el cable </w:t>
+      </w:r>
+      <w:r>
+        <w:rPr>
+          <w:rFonts w:ascii="Courier New" w:hAnsi="Courier New"/>
+          <w:b w:val="0"/>
+          <w:i w:val="0"/>
+          <w:sz w:val="20"/>
+          <w:u w:val="none"/>
+        </w:rPr>
+        <w:t>causado_por</w:t>
+      </w:r>
+      <w:r>
+        <w:rPr>
+          <w:b w:val="0"/>
+          <w:i w:val="0"/>
+          <w:u w:val="none"/>
+        </w:rPr>
+        <w:t xml:space="preserve"> y le responde al instante: </w:t>
+      </w:r>
+      <w:r>
+        <w:rPr>
+          <w:b w:val="0"/>
+          <w:i/>
+          <w:u w:val="none"/>
+        </w:rPr>
+        <w:t>"Su tarifa fue calculada debido a un evento de Alta Demanda registrado exactamente a las 14:30 en la Plaza Central"</w:t>
+      </w:r>
+      <w:r>
+        <w:rPr>
+          <w:b w:val="0"/>
+          <w:i w:val="0"/>
+          <w:u w:val="none"/>
+        </w:rPr>
+        <w:t>. Sin esta arquitectura, un empleado tendría que bucear horas en registros de tráfico y clima para dar una respuesta decente.</w:t>
+      </w:r>
+    </w:p>
+    <w:p>
+      <w:pPr>
+        <w:pStyle w:val="Heading2"/>
+      </w:pPr>
+      <w:r>
+        <w:t>Cuando las cosas se cancelan (El arte de no borrar nada)</w:t>
       </w:r>
     </w:p>
     <w:p>
@@ -1246,31 +1196,15 @@
           <w:i w:val="0"/>
           <w:u w:val="none"/>
         </w:rPr>
-        <w:t xml:space="preserve">Lo mismo aplica a cualquier dominio donde el precio sea contextual: subastas, mercados volátiles, ventas con descuentos por temporada. La regla del modelo es la misma: </w:t>
-      </w:r>
-      <w:r>
-        <w:rPr>
-          <w:b/>
-          <w:i w:val="0"/>
-          <w:u w:val="none"/>
-        </w:rPr>
-        <w:t>si el "porque" del precio importa, reificar la causa y conectarla con `causado_por`</w:t>
+        <w:t xml:space="preserve">El mundo de los taxis vive de cancelaciones. Alguien pide un auto y se arrepiente; un conductor acepta y luego se le pincha una llanta. La gran duda de los programadores siempre es: </w:t>
       </w:r>
       <w:r>
         <w:rPr>
           <w:b w:val="0"/>
-          <w:i w:val="0"/>
+          <w:i/>
           <w:u w:val="none"/>
         </w:rPr>
-        <w:t>.</w:t>
-      </w:r>
-    </w:p>
-    <w:p>
-      <w:pPr>
-        <w:pStyle w:val="Heading2"/>
-      </w:pPr>
-      <w:r>
-        <w:t>Cancelaciones, rectificaciones, modificaciones</w:t>
+        <w:t>¿Qué hago con el viaje cancelado? ¿Lo borro? ¿Lo marco con color rojo?</w:t>
       </w:r>
     </w:p>
     <w:p>
@@ -1280,17 +1214,7 @@
           <w:i w:val="0"/>
           <w:u w:val="none"/>
         </w:rPr>
-        <w:t>Un dominio on-demand vive con cancelaciones constantes. Un usuario que solicita un viaje y se arrepiente; un conductor que acepta y luego declina; un viaje que el sistema cancela por zona insegura. La pregunta arquitectónica es: ¿qué hacemos con la situación cancelada? ¿La borramos? ¿La marcamos? ¿Le agregamos un campo?</w:t>
-      </w:r>
-    </w:p>
-    <w:p>
-      <w:r>
-        <w:rPr>
-          <w:b w:val="0"/>
-          <w:i w:val="0"/>
-          <w:u w:val="none"/>
-        </w:rPr>
-        <w:t xml:space="preserve">La convención del modelo, vista en el capítulo 10 y validada acá, es </w:t>
+        <w:t xml:space="preserve">La convención de oro de nuestro modelo es </w:t>
       </w:r>
       <w:r>
         <w:rPr>
@@ -1298,7 +1222,7 @@
           <w:i w:val="0"/>
           <w:u w:val="none"/>
         </w:rPr>
-        <w:t>hechos inmutables</w:t>
+        <w:t>la inmutabilidad absoluta</w:t>
       </w:r>
       <w:r>
         <w:rPr>
@@ -1306,7 +1230,7 @@
           <w:i w:val="0"/>
           <w:u w:val="none"/>
         </w:rPr>
-        <w:t xml:space="preserve">: nunca borrar, nunca sobreescribir. Una cancelación es </w:t>
+        <w:t xml:space="preserve">: nunca borramos nada, nunca reescribimos el pasado. Una cancelación es, sencillamente, </w:t>
       </w:r>
       <w:r>
         <w:rPr>
@@ -1314,7 +1238,7 @@
           <w:i w:val="0"/>
           <w:u w:val="none"/>
         </w:rPr>
-        <w:t>una situación nueva</w:t>
+        <w:t>un nuevo evento</w:t>
       </w:r>
       <w:r>
         <w:rPr>
@@ -1322,7 +1246,19 @@
           <w:i w:val="0"/>
           <w:u w:val="none"/>
         </w:rPr>
-        <w:t xml:space="preserve"> que opera sobre la previa. El catálogo D7 trae el rol exacto para esto:</w:t>
+        <w:t xml:space="preserve"> que ataca al evento viejo. Nuestro Lexicon trae un verbo específico para esto:</w:t>
+      </w:r>
+    </w:p>
+    <w:p>
+      <w:pPr>
+        <w:ind w:left="432"/>
+      </w:pPr>
+      <w:r>
+        <w:rPr>
+          <w:rFonts w:ascii="Courier New" w:hAnsi="Courier New"/>
+          <w:sz w:val="18"/>
+        </w:rPr>
+        <w:t># Creamos la cancelación oficial</w:t>
       </w:r>
     </w:p>
     <w:p>
@@ -1358,7 +1294,21 @@
           <w:rFonts w:ascii="Courier New" w:hAnsi="Courier New"/>
           <w:sz w:val="18"/>
         </w:rPr>
-        <w:t xml:space="preserve">    "tema":     viaje2,</w:t>
+        <w:t xml:space="preserve">    "tema":     viaje_001,      </w:t>
+      </w:r>
+      <w:r>
+        <w:rPr>
+          <w:rFonts w:ascii="Cambria Math" w:hAnsi="Cambria Math"/>
+          <w:sz w:val="18"/>
+        </w:rPr>
+        <w:t>←</w:t>
+      </w:r>
+      <w:r>
+        <w:rPr>
+          <w:rFonts w:ascii="Courier New" w:hAnsi="Courier New"/>
+          <w:sz w:val="18"/>
+        </w:rPr>
+        <w:t xml:space="preserve"> El tema es el viaje anterior</w:t>
       </w:r>
     </w:p>
     <w:p>
@@ -1389,12 +1339,17 @@
       <w:pPr>
         <w:ind w:left="432"/>
       </w:pPr>
+    </w:p>
+    <w:p>
+      <w:pPr>
+        <w:ind w:left="432"/>
+      </w:pPr>
       <w:r>
         <w:rPr>
           <w:rFonts w:ascii="Courier New" w:hAnsi="Courier New"/>
           <w:sz w:val="18"/>
         </w:rPr>
-        <w:t>u.assert_fact(canc, "cancela", viaje2)</w:t>
+        <w:t># Enchufamos la cancelación al viaje original</w:t>
       </w:r>
     </w:p>
     <w:p>
@@ -1406,7 +1361,19 @@
           <w:rFonts w:ascii="Courier New" w:hAnsi="Courier New"/>
           <w:sz w:val="18"/>
         </w:rPr>
-        <w:t>u.assert_fact(viaje2, "estatus_factual", cancelado)</w:t>
+        <w:t>u.assert_fact(canc, "cancela", viaje_001)</w:t>
+      </w:r>
+    </w:p>
+    <w:p>
+      <w:pPr>
+        <w:ind w:left="432"/>
+      </w:pPr>
+      <w:r>
+        <w:rPr>
+          <w:rFonts w:ascii="Courier New" w:hAnsi="Courier New"/>
+          <w:sz w:val="18"/>
+        </w:rPr>
+        <w:t>u.assert_fact(viaje_001, "estatus_factual", cancelado)</w:t>
       </w:r>
     </w:p>
     <w:p>
@@ -1416,43 +1383,15 @@
           <w:i w:val="0"/>
           <w:u w:val="none"/>
         </w:rPr>
-        <w:t xml:space="preserve">Dos hechos nuevos: la cancelación reificada (con agente, momento y motivo si lo hay), y la marca </w:t>
+        <w:t>Nacieron dos hechos nuevos: la cancelación oficial (con su hora exacta y la persona culpable de hacerla) y una marca de "estado" pegada al viaje original. El viaje antiguo sigue intacto en el disco duro, pero ahora está marcado como muerto. Cuando la empresa quiera calcular las ventas del día, el código simplemente ignora los eventos que tengan la marca "cancelado". La base de datos se vuelve un registro histórico indestructible, perfecto para auditorías legales.</w:t>
       </w:r>
+    </w:p>
+    <w:p>
+      <w:pPr>
+        <w:pStyle w:val="Heading2"/>
+      </w:pPr>
       <w:r>
-        <w:rPr>
-          <w:rFonts w:ascii="Courier New" w:hAnsi="Courier New"/>
-          <w:b w:val="0"/>
-          <w:i w:val="0"/>
-          <w:sz w:val="20"/>
-          <w:u w:val="none"/>
-        </w:rPr>
-        <w:t>estatus_factual: cancelado</w:t>
-      </w:r>
-      <w:r>
-        <w:rPr>
-          <w:b w:val="0"/>
-          <w:i w:val="0"/>
-          <w:u w:val="none"/>
-        </w:rPr>
-        <w:t xml:space="preserve"> sobre el viaje. El viaje original sigue ahí con todos sus hechos; lo que cambia es su estado. Cualquier consulta posterior sobre viajes activos filtra por </w:t>
-      </w:r>
-      <w:r>
-        <w:rPr>
-          <w:rFonts w:ascii="Courier New" w:hAnsi="Courier New"/>
-          <w:b w:val="0"/>
-          <w:i w:val="0"/>
-          <w:sz w:val="20"/>
-          <w:u w:val="none"/>
-        </w:rPr>
-        <w:t>estatus_factual: real</w:t>
-      </w:r>
-      <w:r>
-        <w:rPr>
-          <w:b w:val="0"/>
-          <w:i w:val="0"/>
-          <w:u w:val="none"/>
-        </w:rPr>
-        <w:t>; cualquier auditoría puede recuperar todo el rastro.</w:t>
+        <w:t>Tres consultas operativas</w:t>
       </w:r>
     </w:p>
     <w:p>
@@ -1462,79 +1401,7 @@
           <w:i w:val="0"/>
           <w:u w:val="none"/>
         </w:rPr>
-        <w:t xml:space="preserve">Para variantes — rectificación de un cobro, modificación de un destino — el catálogo trae </w:t>
-      </w:r>
-      <w:r>
-        <w:rPr>
-          <w:rFonts w:ascii="Courier New" w:hAnsi="Courier New"/>
-          <w:b w:val="0"/>
-          <w:i w:val="0"/>
-          <w:sz w:val="20"/>
-          <w:u w:val="none"/>
-        </w:rPr>
-        <w:t>rectifica</w:t>
-      </w:r>
-      <w:r>
-        <w:rPr>
-          <w:b w:val="0"/>
-          <w:i w:val="0"/>
-          <w:u w:val="none"/>
-        </w:rPr>
-        <w:t xml:space="preserve">, </w:t>
-      </w:r>
-      <w:r>
-        <w:rPr>
-          <w:rFonts w:ascii="Courier New" w:hAnsi="Courier New"/>
-          <w:b w:val="0"/>
-          <w:i w:val="0"/>
-          <w:sz w:val="20"/>
-          <w:u w:val="none"/>
-        </w:rPr>
-        <w:t>modifica</w:t>
-      </w:r>
-      <w:r>
-        <w:rPr>
-          <w:b w:val="0"/>
-          <w:i w:val="0"/>
-          <w:u w:val="none"/>
-        </w:rPr>
-        <w:t>. La forma estructural es siempre la misma: nueva situación que opera sobre la previa. El grafo se vuelve un registro contable inmutable, no una base de datos mutable.</w:t>
-      </w:r>
-    </w:p>
-    <w:p>
-      <w:pPr>
-        <w:pStyle w:val="Heading2"/>
-      </w:pPr>
-      <w:r>
-        <w:t>Consultas operativas</w:t>
-      </w:r>
-    </w:p>
-    <w:p>
-      <w:r>
-        <w:rPr>
-          <w:b w:val="0"/>
-          <w:i w:val="0"/>
-          <w:u w:val="none"/>
-        </w:rPr>
-        <w:t xml:space="preserve">Tres consultas que un sistema de taxi necesita responder, traducidas a </w:t>
-      </w:r>
-      <w:r>
-        <w:rPr>
-          <w:rFonts w:ascii="Courier New" w:hAnsi="Courier New"/>
-          <w:b w:val="0"/>
-          <w:i w:val="0"/>
-          <w:sz w:val="20"/>
-          <w:u w:val="none"/>
-        </w:rPr>
-        <w:t>Pattern</w:t>
-      </w:r>
-      <w:r>
-        <w:rPr>
-          <w:b w:val="0"/>
-          <w:i w:val="0"/>
-          <w:u w:val="none"/>
-        </w:rPr>
-        <w:t xml:space="preserve"> del prototipo:</w:t>
+        <w:t>Veamos cómo tres preguntas críticas del negocio se resuelven en nuestra base de datos en cuestión de milisegundos:</w:t>
       </w:r>
     </w:p>
     <w:p>
@@ -1608,25 +1475,13 @@
       </w:r>
     </w:p>
     <w:p>
-      <w:pPr>
-        <w:ind w:left="432"/>
-      </w:pPr>
-      <w:r>
-        <w:rPr>
-          <w:rFonts w:ascii="Courier New" w:hAnsi="Courier New"/>
-          <w:sz w:val="18"/>
-        </w:rPr>
-        <w:t># r[0]["destino"].id == "aeropuerto"</w:t>
-      </w:r>
-    </w:p>
-    <w:p>
       <w:r>
         <w:rPr>
           <w:b w:val="0"/>
           <w:i w:val="0"/>
           <w:u w:val="none"/>
         </w:rPr>
-        <w:t xml:space="preserve">Una pregunta-WH directa. El motor encuentra las situaciones de </w:t>
+        <w:t>El motor rastrea en el mapa geométrico todos los eventos de "trasladar" donde Luis y Valeria coincidan, y escupe el destino (</w:t>
       </w:r>
       <w:r>
         <w:rPr>
@@ -1636,7 +1491,7 @@
           <w:sz w:val="20"/>
           <w:u w:val="none"/>
         </w:rPr>
-        <w:t>accion_trasladar</w:t>
+        <w:t>aeropuerto</w:t>
       </w:r>
       <w:r>
         <w:rPr>
@@ -1644,25 +1499,7 @@
           <w:i w:val="0"/>
           <w:u w:val="none"/>
         </w:rPr>
-        <w:t xml:space="preserve"> donde Luis es agente y Valeria es paciente, y proyecta sobre el rol </w:t>
-      </w:r>
-      <w:r>
-        <w:rPr>
-          <w:rFonts w:ascii="Courier New" w:hAnsi="Courier New"/>
-          <w:b w:val="0"/>
-          <w:i w:val="0"/>
-          <w:sz w:val="20"/>
-          <w:u w:val="none"/>
-        </w:rPr>
-        <w:t>destino</w:t>
-      </w:r>
-      <w:r>
-        <w:rPr>
-          <w:b w:val="0"/>
-          <w:i w:val="0"/>
-          <w:u w:val="none"/>
-        </w:rPr>
-        <w:t>.</w:t>
+        <w:t>).</w:t>
       </w:r>
     </w:p>
     <w:p>
@@ -1730,7 +1567,23 @@
           <w:i w:val="0"/>
           <w:u w:val="none"/>
         </w:rPr>
-        <w:t>Idéntica en estructura a la consulta de fidelidad del sauna. La uniformidad del modelo se cobra acá: el mismo código que cuenta sesiones de un sauna cuenta viajes de un conductor.</w:t>
+        <w:t xml:space="preserve">Fíjate en algo asombroso: este código es matemáticamente </w:t>
+      </w:r>
+      <w:r>
+        <w:rPr>
+          <w:b/>
+          <w:i w:val="0"/>
+          <w:u w:val="none"/>
+        </w:rPr>
+        <w:t>idéntico</w:t>
+      </w:r>
+      <w:r>
+        <w:rPr>
+          <w:b w:val="0"/>
+          <w:i w:val="0"/>
+          <w:u w:val="none"/>
+        </w:rPr>
+        <w:t xml:space="preserve"> al que usamos en el Spa para contar las visitas de Ana. La uniformidad de nuestro modelo te permite reciclar código entre empresas que no tienen nada que ver entre sí.</w:t>
       </w:r>
     </w:p>
     <w:p>
@@ -1740,7 +1593,7 @@
           <w:i w:val="0"/>
           <w:u w:val="none"/>
         </w:rPr>
-        <w:t>Consulta 3 — ¿Por qué la tarifa fue $25?</w:t>
+        <w:t>Consulta 3 — ¿Por qué la tarifa fue de 25 dólares?</w:t>
       </w:r>
     </w:p>
     <w:p>
@@ -1776,7 +1629,7 @@
           <w:rFonts w:ascii="Courier New" w:hAnsi="Courier New"/>
           <w:sz w:val="18"/>
         </w:rPr>
-        <w:t># causa[0].value.id == "alta_demanda_2026_05_16_14_30"</w:t>
+        <w:t># Resultado: "alta_demanda_14_30"</w:t>
       </w:r>
     </w:p>
     <w:p>
@@ -1786,7 +1639,7 @@
           <w:i w:val="0"/>
           <w:u w:val="none"/>
         </w:rPr>
-        <w:t>La auditoría de un cobro es un recorrido por relaciones canónicas. El sistema puede contestar al cliente, al regulador, al equipo de soporte interno, con la misma estructura.</w:t>
+        <w:t>Seguimos el cable causal y obtenemos la justificación matemática. Simple, rápido e indiscutible.</w:t>
       </w:r>
     </w:p>
     <w:p>
@@ -1794,7 +1647,7 @@
         <w:pStyle w:val="Heading2"/>
       </w:pPr>
       <w:r>
-        <w:t>Lo que el taxi prueba que el sauna no</w:t>
+        <w:t>Resumen: Lo que el Taxi nos enseñó (que el Spa ocultaba)</w:t>
       </w:r>
     </w:p>
     <w:p>
@@ -1804,17 +1657,28 @@
           <w:i w:val="0"/>
           <w:u w:val="none"/>
         </w:rPr>
-        <w:t>El sauna fue gentil. El taxi pone a prueba tres cosas distintas que merecen quedar dichas en limpio.</w:t>
+        <w:t>El Spa fue un calentamiento; el negocio del Taxi nos demostró la resistencia extrema del modelo en tres áreas clave:</w:t>
       </w:r>
     </w:p>
     <w:p>
+      <w:pPr>
+        <w:pStyle w:val="ListNumber"/>
+      </w:pPr>
+      <w:r>
+        <w:rPr>
+          <w:b w:val="0"/>
+          <w:i w:val="0"/>
+          <w:u w:val="none"/>
+        </w:rPr>
+        <w:t xml:space="preserve"> </w:t>
+      </w:r>
       <w:r>
         <w:rPr>
           <w:b/>
           <w:i w:val="0"/>
           <w:u w:val="none"/>
         </w:rPr>
-        <w:t>Pluralidad de agentes y D5 al extremo.</w:t>
+        <w:t>Agentes Robots:</w:t>
       </w:r>
       <w:r>
         <w:rPr>
@@ -1822,15 +1686,28 @@
           <w:i w:val="0"/>
           <w:u w:val="none"/>
         </w:rPr>
-        <w:t xml:space="preserve"> El sauna tenía clientes, recepcionistas, masajistas — todos humanos, todos en Q sin discusión. El taxi tiene un </w:t>
+        <w:t xml:space="preserve"> Le dimos poder de decisión al algoritmo (el App). Comprobamos que el sistema no hace distinciones entre un humano y un software a la hora de asignar responsabilidades legales sobre una acción.</w:t>
+      </w:r>
+    </w:p>
+    <w:p>
+      <w:pPr>
+        <w:pStyle w:val="ListNumber"/>
+      </w:pPr>
+      <w:r>
+        <w:rPr>
+          <w:b w:val="0"/>
+          <w:i w:val="0"/>
+          <w:u w:val="none"/>
+        </w:rPr>
+        <w:t xml:space="preserve"> </w:t>
       </w:r>
       <w:r>
         <w:rPr>
-          <w:b w:val="0"/>
-          <w:i/>
+          <w:b/>
+          <w:i w:val="0"/>
           <w:u w:val="none"/>
         </w:rPr>
-        <w:t>app</w:t>
+        <w:t>Cadenas de alta velocidad:</w:t>
       </w:r>
       <w:r>
         <w:rPr>
@@ -1838,17 +1715,28 @@
           <w:i w:val="0"/>
           <w:u w:val="none"/>
         </w:rPr>
-        <w:t xml:space="preserve"> — software — que toma decisiones autónomas y aparece como agente del verbo </w:t>
+        <w:t xml:space="preserve"> Comprobamos que podemos encadenar decenas de microeventos en orden cronológico y guardarlos dentro de una gran "carpeta maestra" (el viaje_001) para no perder el orden del negocio.</w:t>
+      </w:r>
+    </w:p>
+    <w:p>
+      <w:pPr>
+        <w:pStyle w:val="ListNumber"/>
+      </w:pPr>
+      <w:r>
+        <w:rPr>
+          <w:b w:val="0"/>
+          <w:i w:val="0"/>
+          <w:u w:val="none"/>
+        </w:rPr>
+        <w:t xml:space="preserve"> </w:t>
       </w:r>
       <w:r>
         <w:rPr>
-          <w:rFonts w:ascii="Courier New" w:hAnsi="Courier New"/>
-          <w:b w:val="0"/>
+          <w:b/>
           <w:i w:val="0"/>
-          <w:sz w:val="20"/>
           <w:u w:val="none"/>
         </w:rPr>
-        <w:t>asignar</w:t>
+        <w:t>Los "Porqués" del mercado:</w:t>
       </w:r>
       <w:r>
         <w:rPr>
@@ -1856,165 +1744,7 @@
           <w:i w:val="0"/>
           <w:u w:val="none"/>
         </w:rPr>
-        <w:t xml:space="preserve">. Esto no rompe el modelo, lo consagra: D5 </w:t>
-      </w:r>
-      <w:r>
-        <w:rPr>
-          <w:b w:val="0"/>
-          <w:i/>
-          <w:u w:val="none"/>
-        </w:rPr>
-        <w:t>agencia contextual</w:t>
-      </w:r>
-      <w:r>
-        <w:rPr>
-          <w:b w:val="0"/>
-          <w:i w:val="0"/>
-          <w:u w:val="none"/>
-        </w:rPr>
-        <w:t xml:space="preserve"> permite que cualquier entidad capaz de actuar — humana, algorítmica, organizacional — entre como sujeto de una situación cuando el contexto lo requiere. La maquinaria de consulta no distingue agentes humanos de agentes software; los trata uniformemente.</w:t>
-      </w:r>
-    </w:p>
-    <w:p>
-      <w:r>
-        <w:rPr>
-          <w:b/>
-          <w:i w:val="0"/>
-          <w:u w:val="none"/>
-        </w:rPr>
-        <w:t>Encadenamiento operativo.</w:t>
-      </w:r>
-      <w:r>
-        <w:rPr>
-          <w:b w:val="0"/>
-          <w:i w:val="0"/>
-          <w:u w:val="none"/>
-        </w:rPr>
-        <w:t xml:space="preserve"> El sauna tenía sesiones aisladas. El taxi tiene viajes que son cadenas de seis situaciones con dependencias cronológicas y motivacionales explícitas. Esto exigió ejercitar </w:t>
-      </w:r>
-      <w:r>
-        <w:rPr>
-          <w:rFonts w:ascii="Courier New" w:hAnsi="Courier New"/>
-          <w:b w:val="0"/>
-          <w:i w:val="0"/>
-          <w:sz w:val="20"/>
-          <w:u w:val="none"/>
-        </w:rPr>
-        <w:t>precede</w:t>
-      </w:r>
-      <w:r>
-        <w:rPr>
-          <w:b w:val="0"/>
-          <w:i w:val="0"/>
-          <w:u w:val="none"/>
-        </w:rPr>
-        <w:t>/</w:t>
-      </w:r>
-      <w:r>
-        <w:rPr>
-          <w:rFonts w:ascii="Courier New" w:hAnsi="Courier New"/>
-          <w:b w:val="0"/>
-          <w:i w:val="0"/>
-          <w:sz w:val="20"/>
-          <w:u w:val="none"/>
-        </w:rPr>
-        <w:t>sigue_a</w:t>
-      </w:r>
-      <w:r>
-        <w:rPr>
-          <w:b w:val="0"/>
-          <w:i w:val="0"/>
-          <w:u w:val="none"/>
-        </w:rPr>
-        <w:t>/</w:t>
-      </w:r>
-      <w:r>
-        <w:rPr>
-          <w:rFonts w:ascii="Courier New" w:hAnsi="Courier New"/>
-          <w:b w:val="0"/>
-          <w:i w:val="0"/>
-          <w:sz w:val="20"/>
-          <w:u w:val="none"/>
-        </w:rPr>
-        <w:t>motivado_por</w:t>
-      </w:r>
-      <w:r>
-        <w:rPr>
-          <w:b w:val="0"/>
-          <w:i w:val="0"/>
-          <w:u w:val="none"/>
-        </w:rPr>
-        <w:t xml:space="preserve"> masivamente y reveló que la </w:t>
-      </w:r>
-      <w:r>
-        <w:rPr>
-          <w:b/>
-          <w:i w:val="0"/>
-          <w:u w:val="none"/>
-        </w:rPr>
-        <w:t>entidad articuladora superior</w:t>
-      </w:r>
-      <w:r>
-        <w:rPr>
-          <w:b w:val="0"/>
-          <w:i w:val="0"/>
-          <w:u w:val="none"/>
-        </w:rPr>
-        <w:t xml:space="preserve"> (</w:t>
-      </w:r>
-      <w:r>
-        <w:rPr>
-          <w:rFonts w:ascii="Courier New" w:hAnsi="Courier New"/>
-          <w:b w:val="0"/>
-          <w:i w:val="0"/>
-          <w:sz w:val="20"/>
-          <w:u w:val="none"/>
-        </w:rPr>
-        <w:t>viaje_001</w:t>
-      </w:r>
-      <w:r>
-        <w:rPr>
-          <w:b w:val="0"/>
-          <w:i w:val="0"/>
-          <w:u w:val="none"/>
-        </w:rPr>
-        <w:t>) es indispensable: sin ella, las seis situaciones flotarían sin un nodo único al cual referirse al facturar, refundir o auditar.</w:t>
-      </w:r>
-    </w:p>
-    <w:p>
-      <w:r>
-        <w:rPr>
-          <w:b/>
-          <w:i w:val="0"/>
-          <w:u w:val="none"/>
-        </w:rPr>
-        <w:t>Causalidad emergente del estado de mercado.</w:t>
-      </w:r>
-      <w:r>
-        <w:rPr>
-          <w:b w:val="0"/>
-          <w:i w:val="0"/>
-          <w:u w:val="none"/>
-        </w:rPr>
-        <w:t xml:space="preserve"> El sauna tenía precios fijos. El taxi tiene precios que dependen del estado del entorno, y ese estado merece ser reificado. La pareja </w:t>
-      </w:r>
-      <w:r>
-        <w:rPr>
-          <w:rFonts w:ascii="Courier New" w:hAnsi="Courier New"/>
-          <w:b w:val="0"/>
-          <w:i w:val="0"/>
-          <w:sz w:val="20"/>
-          <w:u w:val="none"/>
-        </w:rPr>
-        <w:t>(estado_demanda, tarifa, causado_por)</w:t>
-      </w:r>
-      <w:r>
-        <w:rPr>
-          <w:b w:val="0"/>
-          <w:i w:val="0"/>
-          <w:u w:val="none"/>
-        </w:rPr>
-        <w:t xml:space="preserve"> es la forma estándar de capturar contextualidad de precio sin enturbiar el hecho monetario.</w:t>
+        <w:t xml:space="preserve"> Demostramos que podemos convertir conceptos abstractos como "la lluvia" o "el alza de precios" en eventos físicos para justificar cambios matemáticos en las facturas, solucionando el peor dolor de cabeza de los servicios de atención al cliente.</w:t>
       </w:r>
     </w:p>
     <w:p>
@@ -2024,25 +1754,7 @@
           <w:i w:val="0"/>
           <w:u w:val="none"/>
         </w:rPr>
-        <w:t xml:space="preserve">El prototipo confirmó cinco validaciones automáticas: la app como agente de asignar, las seis situaciones parte_de viaje_001, la tarifa causada por la alta demanda, la cancelación que cambia </w:t>
-      </w:r>
-      <w:r>
-        <w:rPr>
-          <w:rFonts w:ascii="Courier New" w:hAnsi="Courier New"/>
-          <w:b w:val="0"/>
-          <w:i w:val="0"/>
-          <w:sz w:val="20"/>
-          <w:u w:val="none"/>
-        </w:rPr>
-        <w:t>estatus_factual</w:t>
-      </w:r>
-      <w:r>
-        <w:rPr>
-          <w:b w:val="0"/>
-          <w:i w:val="0"/>
-          <w:u w:val="none"/>
-        </w:rPr>
-        <w:t>, y la consulta WH que recupera el destino correcto. Cero parches al catálogo. Cero contorsiones de modelado.</w:t>
+        <w:t>La prueba de código superó las simulaciones. No tuvimos que inventar ningún parche raro ni modificar nuestro diccionario de roles oficiales para sostener a esta empresa transnacional.</w:t>
       </w:r>
     </w:p>
     <w:p>
@@ -2060,7 +1772,7 @@
           <w:i w:val="0"/>
           <w:u w:val="none"/>
         </w:rPr>
-        <w:t xml:space="preserve">El capítulo 17 cambia otra vez de dominio: una </w:t>
+        <w:t xml:space="preserve">En el próximo capítulo daremos un salto mortal a un dominio donde un error te puede costar la vida (o la cárcel): </w:t>
       </w:r>
       <w:r>
         <w:rPr>
@@ -2068,7 +1780,7 @@
           <w:i w:val="0"/>
           <w:u w:val="none"/>
         </w:rPr>
-        <w:t>historia clínica</w:t>
+        <w:t>La Historia Clínica Médica</w:t>
       </w:r>
       <w:r>
         <w:rPr>
@@ -2076,23 +1788,17 @@
           <w:i w:val="0"/>
           <w:u w:val="none"/>
         </w:rPr>
-        <w:t xml:space="preserve">. El cambio acá no es de complejidad operativa — la clínica tiene cadenas de eventos también — sino de </w:t>
+        <w:t xml:space="preserve">. </w:t>
       </w:r>
-      <w:r>
-        <w:rPr>
-          <w:b/>
-          <w:i w:val="0"/>
-          <w:u w:val="none"/>
-        </w:rPr>
-        <w:t>densidad semántica</w:t>
-      </w:r>
+    </w:p>
+    <w:p>
       <w:r>
         <w:rPr>
           <w:b w:val="0"/>
           <w:i w:val="0"/>
           <w:u w:val="none"/>
         </w:rPr>
-        <w:t>. Un diagnóstico, una prescripción, una contraindicación, son objetos que cargan estructura intrínseca. La pregunta será si el modelo, hasta ahora probado en negocios comerciales, aguanta un dominio donde el contenido mismo de cada situación es lo más rico.</w:t>
+        <w:t>En la clínica no hay viajes rápidos ni tarifas que cambien con la lluvia. En la clínica hay diagnósticos, drogas, contraindicaciones, protocolos hospitalarios y una densidad abrumadora de información médica. Vamos a ver cómo nuestro modelo, que ya dominó los negocios comerciales, se enfrenta a la pesada carga de la ciencia y la vida humana sin desmoronarse.</w:t>
       </w:r>
     </w:p>
     <w:sectPr>
